--- a/docs/legal/03-Kockazati-Tajekoztato.docx
+++ b/docs/legal/03-Kockazati-Tajekoztato.docx
@@ -52,7 +52,7 @@
           <w:color w:val="555B62"/>
           <w:sz w:val="20"/>
         </w:rPr>
-        <w:t>FX·King — kötelező kockázati közlés minden felületen</w:t>
+        <w:t>Rebound — kötelező kockázati közlés minden felületen</w:t>
       </w:r>
     </w:p>
     <w:tbl>
@@ -188,7 +188,7 @@
                 <w:color w:val="C01A1A"/>
                 <w:sz w:val="22"/>
               </w:rPr>
-              <w:t>A CFD-ek és a forex (deviza) kereskedés magas kockázattal jár, és a befektetett tőke teljes elvesztésével járhat. A kiskereskedelmi CFD-számlák [ESMA %]-a veszít pénzt ennél a szolgáltatónál. Ez nem befektetési tanács. Az FX·King eszközöket kínál, nem javaslatokat (Tools, not tips).</w:t>
+              <w:t>A CFD-ek és a forex (deviza) kereskedés magas kockázattal jár, és a befektetett tőke teljes elvesztésével járhat. A kiskereskedelmi CFD-számlák [ESMA %]-a veszít pénzt ennél a szolgáltatónál. Ez nem befektetési tanács. Az Rebound eszközöket kínál, nem javaslatokat (Tools, not tips).</w:t>
             </w:r>
           </w:p>
         </w:tc>
@@ -260,7 +260,7 @@
           <w:b/>
           <w:color w:val="B07600"/>
         </w:rPr>
-        <w:t>Az FX·King eszközöket kínál (kereskedési napló, pozícióméret-kalkulátor, kockázati coach, cashback-követés), NEM befektetési tanácsot, NEM kereskedési jelzéseket, és NEM hozamígéretet.</w:t>
+        <w:t>Az Rebound eszközöket kínál (kereskedési napló, pozícióméret-kalkulátor, kockázati coach, cashback-követés), NEM befektetési tanácsot, NEM kereskedési jelzéseket, és NEM hozamígéretet.</w:t>
       </w:r>
     </w:p>
     <w:p>
@@ -304,7 +304,7 @@
           <w:b w:val="0"/>
           <w:color w:val="B07600"/>
         </w:rPr>
-        <w:t>A rebate a ténylegesen kereskedett volumen utáni költségvisszatérítés. NEM cél a kereskedési gyakoriság növelése. Az FX·King anti-revenge-trading jelzéseket is megjelenít.</w:t>
+        <w:t>A rebate a ténylegesen kereskedett volumen utáni költségvisszatérítés. NEM cél a kereskedési gyakoriság növelése. Az Rebound anti-revenge-trading jelzéseket is megjelenít.</w:t>
       </w:r>
     </w:p>
     <w:p>
